--- a/Maria Komolova.docx
+++ b/Maria Komolova.docx
@@ -58,6 +58,7 @@
           <w:tag w:val="goog_rdk_0"/>
           <w:id w:val="-1108502804"/>
         </w:sdtPr>
+        <w:sdtEndPr/>
         <w:sdtContent/>
       </w:sdt>
       <w:r>
@@ -645,14 +646,14 @@
             <w:r>
               <w:rPr>
                 <w:rFonts w:asciiTheme="minorHAnsi" w:hAnsiTheme="minorHAnsi" w:cstheme="minorHAnsi"/>
-                <w:sz w:val="18"/>
+                <w:sz w:val="20"/>
               </w:rPr>
               <w:t>https</w:t>
             </w:r>
             <w:r>
               <w:rPr>
                 <w:rFonts w:asciiTheme="minorHAnsi" w:hAnsiTheme="minorHAnsi" w:cstheme="minorHAnsi"/>
-                <w:sz w:val="18"/>
+                <w:sz w:val="20"/>
                 <w:lang w:val="ru-RU"/>
               </w:rPr>
               <w:t>://</w:t>
@@ -661,7 +662,7 @@
             <w:r>
               <w:rPr>
                 <w:rFonts w:asciiTheme="minorHAnsi" w:hAnsiTheme="minorHAnsi" w:cstheme="minorHAnsi"/>
-                <w:sz w:val="18"/>
+                <w:sz w:val="20"/>
               </w:rPr>
               <w:t>github</w:t>
             </w:r>
@@ -669,7 +670,7 @@
             <w:r>
               <w:rPr>
                 <w:rFonts w:asciiTheme="minorHAnsi" w:hAnsiTheme="minorHAnsi" w:cstheme="minorHAnsi"/>
-                <w:sz w:val="18"/>
+                <w:sz w:val="20"/>
                 <w:lang w:val="ru-RU"/>
               </w:rPr>
               <w:t>.</w:t>
@@ -677,14 +678,14 @@
             <w:r>
               <w:rPr>
                 <w:rFonts w:asciiTheme="minorHAnsi" w:hAnsiTheme="minorHAnsi" w:cstheme="minorHAnsi"/>
-                <w:sz w:val="18"/>
+                <w:sz w:val="20"/>
               </w:rPr>
               <w:t>com</w:t>
             </w:r>
             <w:r>
               <w:rPr>
                 <w:rFonts w:asciiTheme="minorHAnsi" w:hAnsiTheme="minorHAnsi" w:cstheme="minorHAnsi"/>
-                <w:sz w:val="18"/>
+                <w:sz w:val="20"/>
                 <w:lang w:val="ru-RU"/>
               </w:rPr>
               <w:t>/</w:t>
@@ -693,7 +694,7 @@
             <w:r>
               <w:rPr>
                 <w:rFonts w:asciiTheme="minorHAnsi" w:hAnsiTheme="minorHAnsi" w:cstheme="minorHAnsi"/>
-                <w:sz w:val="18"/>
+                <w:sz w:val="20"/>
               </w:rPr>
               <w:t>Mushusha</w:t>
             </w:r>
@@ -701,7 +702,7 @@
             <w:r>
               <w:rPr>
                 <w:rFonts w:asciiTheme="minorHAnsi" w:hAnsiTheme="minorHAnsi" w:cstheme="minorHAnsi"/>
-                <w:sz w:val="18"/>
+                <w:sz w:val="20"/>
                 <w:lang w:val="ru-RU"/>
               </w:rPr>
               <w:br/>
@@ -710,14 +711,14 @@
             <w:r>
               <w:rPr>
                 <w:rFonts w:asciiTheme="minorHAnsi" w:hAnsiTheme="minorHAnsi" w:cstheme="minorHAnsi"/>
-                <w:sz w:val="18"/>
+                <w:sz w:val="20"/>
               </w:rPr>
               <w:t>C</w:t>
             </w:r>
             <w:r>
               <w:rPr>
                 <w:rFonts w:asciiTheme="minorHAnsi" w:hAnsiTheme="minorHAnsi" w:cstheme="minorHAnsi"/>
-                <w:sz w:val="18"/>
+                <w:sz w:val="20"/>
                 <w:lang w:val="ru-RU"/>
               </w:rPr>
               <w:t xml:space="preserve"> и </w:t>
@@ -725,14 +726,14 @@
             <w:r>
               <w:rPr>
                 <w:rFonts w:asciiTheme="minorHAnsi" w:hAnsiTheme="minorHAnsi" w:cstheme="minorHAnsi"/>
-                <w:sz w:val="18"/>
+                <w:sz w:val="20"/>
               </w:rPr>
               <w:t>C</w:t>
             </w:r>
             <w:r>
               <w:rPr>
                 <w:rFonts w:asciiTheme="minorHAnsi" w:hAnsiTheme="minorHAnsi" w:cstheme="minorHAnsi"/>
-                <w:sz w:val="18"/>
+                <w:sz w:val="20"/>
                 <w:lang w:val="ru-RU"/>
               </w:rPr>
               <w:t xml:space="preserve">++; ООП на примере </w:t>
@@ -740,14 +741,14 @@
             <w:r>
               <w:rPr>
                 <w:rFonts w:asciiTheme="minorHAnsi" w:hAnsiTheme="minorHAnsi" w:cstheme="minorHAnsi"/>
-                <w:sz w:val="18"/>
+                <w:sz w:val="20"/>
               </w:rPr>
               <w:t>C</w:t>
             </w:r>
             <w:r>
               <w:rPr>
                 <w:rFonts w:asciiTheme="minorHAnsi" w:hAnsiTheme="minorHAnsi" w:cstheme="minorHAnsi"/>
-                <w:sz w:val="18"/>
+                <w:sz w:val="20"/>
                 <w:lang w:val="ru-RU"/>
               </w:rPr>
               <w:t>++</w:t>
@@ -755,7 +756,15 @@
             <w:r>
               <w:rPr>
                 <w:rFonts w:asciiTheme="minorHAnsi" w:hAnsiTheme="minorHAnsi" w:cstheme="minorHAnsi"/>
-                <w:sz w:val="18"/>
+                <w:sz w:val="20"/>
+                <w:lang w:val="ru-RU"/>
+              </w:rPr>
+              <w:t>;  алгоритмы и структуры данных</w:t>
+            </w:r>
+            <w:r>
+              <w:rPr>
+                <w:rFonts w:asciiTheme="minorHAnsi" w:hAnsiTheme="minorHAnsi" w:cstheme="minorHAnsi"/>
+                <w:sz w:val="20"/>
                 <w:lang w:val="ru-RU"/>
               </w:rPr>
               <w:br/>
@@ -764,14 +773,14 @@
             <w:r>
               <w:rPr>
                 <w:rFonts w:asciiTheme="minorHAnsi" w:hAnsiTheme="minorHAnsi" w:cstheme="minorHAnsi"/>
-                <w:sz w:val="18"/>
+                <w:sz w:val="20"/>
               </w:rPr>
               <w:t>Linux</w:t>
             </w:r>
             <w:r>
               <w:rPr>
                 <w:rFonts w:asciiTheme="minorHAnsi" w:hAnsiTheme="minorHAnsi" w:cstheme="minorHAnsi"/>
-                <w:sz w:val="18"/>
+                <w:sz w:val="20"/>
                 <w:lang w:val="ru-RU"/>
               </w:rPr>
               <w:t xml:space="preserve">, </w:t>
@@ -779,14 +788,14 @@
             <w:r>
               <w:rPr>
                 <w:rFonts w:asciiTheme="minorHAnsi" w:hAnsiTheme="minorHAnsi" w:cstheme="minorHAnsi"/>
-                <w:sz w:val="18"/>
+                <w:sz w:val="20"/>
               </w:rPr>
               <w:t>Git</w:t>
             </w:r>
             <w:r>
               <w:rPr>
                 <w:rFonts w:asciiTheme="minorHAnsi" w:hAnsiTheme="minorHAnsi" w:cstheme="minorHAnsi"/>
-                <w:sz w:val="18"/>
+                <w:sz w:val="20"/>
                 <w:lang w:val="ru-RU"/>
               </w:rPr>
               <w:t xml:space="preserve">, </w:t>
@@ -794,7 +803,7 @@
             <w:r>
               <w:rPr>
                 <w:rFonts w:asciiTheme="minorHAnsi" w:hAnsiTheme="minorHAnsi" w:cstheme="minorHAnsi"/>
-                <w:sz w:val="18"/>
+                <w:sz w:val="20"/>
               </w:rPr>
               <w:t>SQL</w:t>
             </w:r>
@@ -895,8 +904,6 @@
               </w:rPr>
               <w:t>Репетитор</w:t>
             </w:r>
-            <w:bookmarkStart w:id="0" w:name="_GoBack"/>
-            <w:bookmarkEnd w:id="0"/>
           </w:p>
           <w:p>
             <w:pPr>
@@ -946,7 +953,7 @@
             <w:r>
               <w:rPr>
                 <w:rFonts w:asciiTheme="minorHAnsi" w:hAnsiTheme="minorHAnsi" w:cstheme="minorHAnsi"/>
-                <w:sz w:val="18"/>
+                <w:sz w:val="20"/>
                 <w:lang w:val="ru-RU"/>
               </w:rPr>
               <w:t>Успешно готовлю учеников к ОГЭ и ЕГЭ</w:t>
@@ -1401,67 +1408,94 @@
     </w:p>
     <w:p>
       <w:pPr>
-        <w:numPr>
-          <w:ilvl w:val="0"/>
-          <w:numId w:val="4"/>
-        </w:numPr>
-        <w:pBdr>
-          <w:top w:val="nil"/>
-          <w:left w:val="nil"/>
-          <w:bottom w:val="nil"/>
-          <w:right w:val="nil"/>
-          <w:between w:val="nil"/>
-        </w:pBdr>
-        <w:spacing w:before="80" w:line="276" w:lineRule="auto"/>
-        <w:ind w:right="-202"/>
+        <w:pStyle w:val="kjf67jobtitle"/>
         <w:rPr>
           <w:rFonts w:asciiTheme="minorHAnsi" w:eastAsia="Calibri" w:hAnsiTheme="minorHAnsi" w:cstheme="minorHAnsi"/>
           <w:color w:val="000000"/>
-          <w:sz w:val="22"/>
-          <w:szCs w:val="22"/>
           <w:lang w:val="ru-RU"/>
         </w:rPr>
       </w:pPr>
       <w:r>
         <w:rPr>
+          <w:rFonts w:asciiTheme="minorHAnsi" w:hAnsiTheme="minorHAnsi" w:cstheme="minorHAnsi"/>
+          <w:lang w:val="ru-RU"/>
+        </w:rPr>
+        <w:t>Студентка 2 курса механико-математического факультета МГУ</w:t>
+      </w:r>
+    </w:p>
+    <w:p>
+      <w:pPr>
+        <w:pStyle w:val="kjf67jobtitle"/>
+        <w:rPr>
           <w:rFonts w:asciiTheme="minorHAnsi" w:eastAsia="Calibri" w:hAnsiTheme="minorHAnsi" w:cstheme="minorHAnsi"/>
           <w:color w:val="000000"/>
-          <w:sz w:val="22"/>
-          <w:szCs w:val="22"/>
-          <w:lang w:val="ru-RU"/>
-        </w:rPr>
-        <w:t>Имею</w:t>
+          <w:lang w:val="ru-RU"/>
+        </w:rPr>
+      </w:pPr>
+      <w:r>
+        <w:rPr>
+          <w:rFonts w:asciiTheme="minorHAnsi" w:hAnsiTheme="minorHAnsi" w:cstheme="minorHAnsi"/>
+          <w:lang w:val="ru-RU"/>
+        </w:rPr>
+        <w:t>Стремлюсь научиться разрабатывать различные приложения и игры</w:t>
+      </w:r>
+    </w:p>
+    <w:p>
+      <w:pPr>
+        <w:pStyle w:val="kjf67jobtitle"/>
+        <w:rPr>
+          <w:rFonts w:asciiTheme="minorHAnsi" w:eastAsia="Calibri" w:hAnsiTheme="minorHAnsi" w:cstheme="minorHAnsi"/>
+          <w:color w:val="000000"/>
+          <w:lang w:val="ru-RU"/>
+        </w:rPr>
+      </w:pPr>
+      <w:r>
+        <w:rPr>
+          <w:rFonts w:asciiTheme="minorHAnsi" w:hAnsiTheme="minorHAnsi" w:cstheme="minorHAnsi"/>
+          <w:lang w:val="ru-RU"/>
+        </w:rPr>
+        <w:t>В будущем хочу изучить другие языки программирования</w:t>
+      </w:r>
+    </w:p>
+    <w:p>
+      <w:pPr>
+        <w:pStyle w:val="kjf67jobtitle"/>
+        <w:rPr>
+          <w:rFonts w:asciiTheme="minorHAnsi" w:eastAsia="Calibri" w:hAnsiTheme="minorHAnsi" w:cstheme="minorHAnsi"/>
+          <w:color w:val="000000"/>
+          <w:lang w:val="ru-RU"/>
+        </w:rPr>
+      </w:pPr>
+      <w:r>
+        <w:rPr>
+          <w:rFonts w:asciiTheme="minorHAnsi" w:hAnsiTheme="minorHAnsi" w:cstheme="minorHAnsi"/>
+          <w:lang w:val="ru-RU"/>
+        </w:rPr>
+        <w:t xml:space="preserve">Имею права категории </w:t>
       </w:r>
       <w:r>
         <w:rPr>
-          <w:rFonts w:asciiTheme="minorHAnsi" w:eastAsia="Calibri" w:hAnsiTheme="minorHAnsi" w:cstheme="minorHAnsi"/>
-          <w:color w:val="000000"/>
-          <w:sz w:val="22"/>
-          <w:szCs w:val="22"/>
-          <w:lang w:val="ru-RU"/>
-        </w:rPr>
-        <w:t xml:space="preserve"> права категории </w:t>
-      </w:r>
-      <w:r>
-        <w:rPr>
-          <w:rFonts w:asciiTheme="minorHAnsi" w:eastAsia="Calibri" w:hAnsiTheme="minorHAnsi" w:cstheme="minorHAnsi"/>
-          <w:color w:val="000000"/>
-          <w:sz w:val="22"/>
-          <w:szCs w:val="22"/>
+          <w:rFonts w:asciiTheme="minorHAnsi" w:hAnsiTheme="minorHAnsi" w:cstheme="minorHAnsi"/>
           <w:lang w:val="en-US"/>
         </w:rPr>
         <w:t>B</w:t>
       </w:r>
       <w:r>
         <w:rPr>
-          <w:rFonts w:asciiTheme="minorHAnsi" w:eastAsia="Calibri" w:hAnsiTheme="minorHAnsi" w:cstheme="minorHAnsi"/>
-          <w:color w:val="000000"/>
-          <w:sz w:val="22"/>
-          <w:szCs w:val="22"/>
-          <w:lang w:val="ru-RU"/>
-        </w:rPr>
-        <w:t xml:space="preserve"> (механическая коробка передач) </w:t>
+          <w:rFonts w:asciiTheme="minorHAnsi" w:hAnsiTheme="minorHAnsi" w:cstheme="minorHAnsi"/>
+          <w:lang w:val="ru-RU"/>
+        </w:rPr>
+        <w:t xml:space="preserve"> </w:t>
       </w:r>
+      <w:r>
+        <w:rPr>
+          <w:rFonts w:asciiTheme="minorHAnsi" w:hAnsiTheme="minorHAnsi" w:cstheme="minorHAnsi"/>
+          <w:lang w:val="ru-RU"/>
+        </w:rPr>
+        <w:t>(механическая коробка передач)</w:t>
+      </w:r>
+      <w:bookmarkStart w:id="0" w:name="_GoBack"/>
+      <w:bookmarkEnd w:id="0"/>
     </w:p>
     <w:p>
       <w:pPr>
@@ -1477,86 +1511,7 @@
           <w:rFonts w:asciiTheme="minorHAnsi" w:hAnsiTheme="minorHAnsi" w:cstheme="minorHAnsi"/>
           <w:lang w:val="ru-RU"/>
         </w:rPr>
-        <w:t>Студентка 2 курса механико-м</w:t>
-      </w:r>
-      <w:r>
-        <w:rPr>
-          <w:rFonts w:asciiTheme="minorHAnsi" w:hAnsiTheme="minorHAnsi" w:cstheme="minorHAnsi"/>
-          <w:lang w:val="ru-RU"/>
-        </w:rPr>
-        <w:t>атематического факультета МГУ</w:t>
-      </w:r>
-    </w:p>
-    <w:p>
-      <w:pPr>
-        <w:pStyle w:val="kjf67jobtitle"/>
-        <w:rPr>
-          <w:rFonts w:asciiTheme="minorHAnsi" w:eastAsia="Calibri" w:hAnsiTheme="minorHAnsi" w:cstheme="minorHAnsi"/>
-          <w:color w:val="000000"/>
-          <w:lang w:val="ru-RU"/>
-        </w:rPr>
-      </w:pPr>
-      <w:r>
-        <w:rPr>
-          <w:rFonts w:asciiTheme="minorHAnsi" w:hAnsiTheme="minorHAnsi" w:cstheme="minorHAnsi"/>
-          <w:lang w:val="ru-RU"/>
-        </w:rPr>
-        <w:t>Стремлюсь научиться разрабатыв</w:t>
-      </w:r>
-      <w:r>
-        <w:rPr>
-          <w:rFonts w:asciiTheme="minorHAnsi" w:hAnsiTheme="minorHAnsi" w:cstheme="minorHAnsi"/>
-          <w:lang w:val="ru-RU"/>
-        </w:rPr>
-        <w:t>ать различные приложения и игры</w:t>
-      </w:r>
-    </w:p>
-    <w:p>
-      <w:pPr>
-        <w:pStyle w:val="kjf67jobtitle"/>
-        <w:rPr>
-          <w:rFonts w:asciiTheme="minorHAnsi" w:eastAsia="Calibri" w:hAnsiTheme="minorHAnsi" w:cstheme="minorHAnsi"/>
-          <w:color w:val="000000"/>
-          <w:lang w:val="ru-RU"/>
-        </w:rPr>
-      </w:pPr>
-      <w:r>
-        <w:rPr>
-          <w:rFonts w:asciiTheme="minorHAnsi" w:hAnsiTheme="minorHAnsi" w:cstheme="minorHAnsi"/>
-          <w:lang w:val="ru-RU"/>
-        </w:rPr>
-        <w:t xml:space="preserve">В будущем хочу изучить </w:t>
-      </w:r>
-      <w:r>
-        <w:rPr>
-          <w:rFonts w:asciiTheme="minorHAnsi" w:hAnsiTheme="minorHAnsi" w:cstheme="minorHAnsi"/>
-          <w:lang w:val="ru-RU"/>
-        </w:rPr>
-        <w:t>другие языки программирования</w:t>
-      </w:r>
-    </w:p>
-    <w:p>
-      <w:pPr>
-        <w:pStyle w:val="kjf67jobtitle"/>
-        <w:rPr>
-          <w:rFonts w:asciiTheme="minorHAnsi" w:eastAsia="Calibri" w:hAnsiTheme="minorHAnsi" w:cstheme="minorHAnsi"/>
-          <w:color w:val="000000"/>
-          <w:lang w:val="ru-RU"/>
-        </w:rPr>
-      </w:pPr>
-      <w:r>
-        <w:rPr>
-          <w:rFonts w:asciiTheme="minorHAnsi" w:hAnsiTheme="minorHAnsi" w:cstheme="minorHAnsi"/>
-          <w:lang w:val="ru-RU"/>
-        </w:rPr>
-        <w:t xml:space="preserve">Работала волонтером на фестивале науки и на </w:t>
-      </w:r>
-      <w:r>
-        <w:rPr>
-          <w:rFonts w:asciiTheme="minorHAnsi" w:hAnsiTheme="minorHAnsi" w:cstheme="minorHAnsi"/>
-          <w:lang w:val="ru-RU"/>
-        </w:rPr>
-        <w:t>мероприятии "</w:t>
+        <w:t>Работала волонтером на фестивале науки и на мероприятии "</w:t>
       </w:r>
       <w:proofErr w:type="spellStart"/>
       <w:r>
@@ -1589,14 +1544,7 @@
           <w:rFonts w:asciiTheme="minorHAnsi" w:hAnsiTheme="minorHAnsi" w:cstheme="minorHAnsi"/>
           <w:lang w:val="ru-RU"/>
         </w:rPr>
-        <w:t>В старших классах работала над исследовательской работой "Ис</w:t>
-      </w:r>
-      <w:r>
-        <w:rPr>
-          <w:rFonts w:asciiTheme="minorHAnsi" w:hAnsiTheme="minorHAnsi" w:cstheme="minorHAnsi"/>
-          <w:lang w:val="ru-RU"/>
-        </w:rPr>
-        <w:t>следование метода цианотипии"</w:t>
+        <w:t>В старших классах работала над исследовательской работой "Исследование метода цианотипии"</w:t>
       </w:r>
     </w:p>
     <w:p>
@@ -1891,57 +1839,121 @@
       </w:rPr>
       <w:t xml:space="preserve">: </w:t>
     </w:r>
-    <w:hyperlink r:id="rId1" w:history="1">
-      <w:r>
-        <w:rPr>
-          <w:rStyle w:val="af"/>
-          <w:rFonts w:eastAsia="Calibri"/>
-          <w:sz w:val="20"/>
-          <w:szCs w:val="20"/>
-        </w:rPr>
-        <w:t>marykom</w:t>
-      </w:r>
-      <w:r>
-        <w:rPr>
-          <w:rStyle w:val="af"/>
-          <w:rFonts w:eastAsia="Calibri"/>
-          <w:sz w:val="20"/>
-          <w:szCs w:val="20"/>
-          <w:lang w:val="ru-RU"/>
-        </w:rPr>
-        <w:t>@</w:t>
-      </w:r>
-      <w:r>
-        <w:rPr>
-          <w:rStyle w:val="af"/>
-          <w:rFonts w:eastAsia="Calibri"/>
-          <w:sz w:val="20"/>
-          <w:szCs w:val="20"/>
-        </w:rPr>
-        <w:t>mail</w:t>
-      </w:r>
-      <w:r>
-        <w:rPr>
-          <w:rStyle w:val="af"/>
-          <w:rFonts w:eastAsia="Calibri"/>
-          <w:sz w:val="20"/>
-          <w:szCs w:val="20"/>
-          <w:lang w:val="ru-RU"/>
-        </w:rPr>
-        <w:t>.</w:t>
-      </w:r>
-      <w:proofErr w:type="spellStart"/>
-      <w:r>
-        <w:rPr>
-          <w:rStyle w:val="af"/>
-          <w:rFonts w:eastAsia="Calibri"/>
-          <w:sz w:val="20"/>
-          <w:szCs w:val="20"/>
-        </w:rPr>
-        <w:t>ru</w:t>
-      </w:r>
-      <w:proofErr w:type="spellEnd"/>
-    </w:hyperlink>
+    <w:r>
+      <w:fldChar w:fldCharType="begin"/>
+    </w:r>
+    <w:r>
+      <w:rPr>
+        <w:lang w:val="ru-RU"/>
+      </w:rPr>
+      <w:instrText xml:space="preserve"> </w:instrText>
+    </w:r>
+    <w:r>
+      <w:instrText>HYPERLINK</w:instrText>
+    </w:r>
+    <w:r>
+      <w:rPr>
+        <w:lang w:val="ru-RU"/>
+      </w:rPr>
+      <w:instrText xml:space="preserve"> "</w:instrText>
+    </w:r>
+    <w:r>
+      <w:instrText>mailto</w:instrText>
+    </w:r>
+    <w:r>
+      <w:rPr>
+        <w:lang w:val="ru-RU"/>
+      </w:rPr>
+      <w:instrText>:</w:instrText>
+    </w:r>
+    <w:r>
+      <w:instrText>marykom</w:instrText>
+    </w:r>
+    <w:r>
+      <w:rPr>
+        <w:lang w:val="ru-RU"/>
+      </w:rPr>
+      <w:instrText>@</w:instrText>
+    </w:r>
+    <w:r>
+      <w:instrText>mail</w:instrText>
+    </w:r>
+    <w:r>
+      <w:rPr>
+        <w:lang w:val="ru-RU"/>
+      </w:rPr>
+      <w:instrText>.</w:instrText>
+    </w:r>
+    <w:r>
+      <w:instrText>ru</w:instrText>
+    </w:r>
+    <w:r>
+      <w:rPr>
+        <w:lang w:val="ru-RU"/>
+      </w:rPr>
+      <w:instrText xml:space="preserve">" </w:instrText>
+    </w:r>
+    <w:r>
+      <w:fldChar w:fldCharType="separate"/>
+    </w:r>
+    <w:r>
+      <w:rPr>
+        <w:rStyle w:val="af"/>
+        <w:rFonts w:eastAsia="Calibri"/>
+        <w:sz w:val="20"/>
+        <w:szCs w:val="20"/>
+      </w:rPr>
+      <w:t>marykom</w:t>
+    </w:r>
+    <w:r>
+      <w:rPr>
+        <w:rStyle w:val="af"/>
+        <w:rFonts w:eastAsia="Calibri"/>
+        <w:sz w:val="20"/>
+        <w:szCs w:val="20"/>
+        <w:lang w:val="ru-RU"/>
+      </w:rPr>
+      <w:t>@</w:t>
+    </w:r>
+    <w:r>
+      <w:rPr>
+        <w:rStyle w:val="af"/>
+        <w:rFonts w:eastAsia="Calibri"/>
+        <w:sz w:val="20"/>
+        <w:szCs w:val="20"/>
+      </w:rPr>
+      <w:t>mail</w:t>
+    </w:r>
+    <w:r>
+      <w:rPr>
+        <w:rStyle w:val="af"/>
+        <w:rFonts w:eastAsia="Calibri"/>
+        <w:sz w:val="20"/>
+        <w:szCs w:val="20"/>
+        <w:lang w:val="ru-RU"/>
+      </w:rPr>
+      <w:t>.</w:t>
+    </w:r>
+    <w:proofErr w:type="spellStart"/>
+    <w:r>
+      <w:rPr>
+        <w:rStyle w:val="af"/>
+        <w:rFonts w:eastAsia="Calibri"/>
+        <w:sz w:val="20"/>
+        <w:szCs w:val="20"/>
+      </w:rPr>
+      <w:t>ru</w:t>
+    </w:r>
+    <w:proofErr w:type="spellEnd"/>
+    <w:r>
+      <w:rPr>
+        <w:rStyle w:val="af"/>
+        <w:rFonts w:eastAsia="Calibri"/>
+        <w:sz w:val="20"/>
+        <w:szCs w:val="20"/>
+      </w:rPr>
+      <w:fldChar w:fldCharType="end"/>
+    </w:r>
     <w:r>
       <w:rPr>
         <w:rFonts w:eastAsia="Calibri"/>
@@ -4425,7 +4437,7 @@
   <a:extraClrSchemeLst/>
   <a:extLst>
     <a:ext uri="{05A4C25C-085E-4340-85A3-A5531E510DB2}">
-      <thm15:themeFamily xmlns="" xmlns:thm15="http://schemas.microsoft.com/office/thememl/2012/main" name="Office Theme" id="{62F939B6-93AF-4DB8-9C6B-D6C7DFDC589F}" vid="{4A3C46E8-61CC-4603-A589-7422A47A8E4A}"/>
+      <thm15:themeFamily xmlns:thm15="http://schemas.microsoft.com/office/thememl/2012/main" xmlns="" name="Office Theme" id="{62F939B6-93AF-4DB8-9C6B-D6C7DFDC589F}" vid="{4A3C46E8-61CC-4603-A589-7422A47A8E4A}"/>
     </a:ext>
   </a:extLst>
 </a:theme>

--- a/Maria Komolova.docx
+++ b/Maria Komolova.docx
@@ -373,9 +373,50 @@
           <w:color w:val="000000"/>
           <w:sz w:val="20"/>
           <w:szCs w:val="20"/>
-          <w:lang w:val="ru-RU"/>
-        </w:rPr>
-        <w:t>2 курс</w:t>
+          <w:lang w:val="en-US"/>
+        </w:rPr>
+        <w:t>3</w:t>
+      </w:r>
+      <w:r>
+        <w:rPr>
+          <w:rFonts w:eastAsia="Calibri"/>
+          <w:color w:val="000000"/>
+          <w:sz w:val="20"/>
+          <w:szCs w:val="20"/>
+          <w:lang w:val="ru-RU"/>
+        </w:rPr>
+        <w:t xml:space="preserve"> курс</w:t>
+      </w:r>
+    </w:p>
+    <w:p>
+      <w:pPr>
+        <w:numPr>
+          <w:ilvl w:val="0"/>
+          <w:numId w:val="2"/>
+        </w:numPr>
+        <w:pBdr>
+          <w:top w:val="nil"/>
+          <w:left w:val="nil"/>
+          <w:bottom w:val="nil"/>
+          <w:right w:val="nil"/>
+          <w:between w:val="nil"/>
+        </w:pBdr>
+        <w:rPr>
+          <w:rFonts w:eastAsia="Calibri"/>
+          <w:color w:val="000000"/>
+          <w:sz w:val="20"/>
+          <w:szCs w:val="20"/>
+        </w:rPr>
+      </w:pPr>
+      <w:r>
+        <w:rPr>
+          <w:rFonts w:eastAsia="Calibri"/>
+          <w:color w:val="000000"/>
+          <w:sz w:val="20"/>
+          <w:szCs w:val="20"/>
+          <w:lang w:val="ru-RU"/>
+        </w:rPr>
+        <w:t>Кафедра вычислительной механики</w:t>
       </w:r>
     </w:p>
     <w:p>
@@ -1480,22 +1521,6 @@
         </w:rPr>
         <w:t>B</w:t>
       </w:r>
-      <w:r>
-        <w:rPr>
-          <w:rFonts w:asciiTheme="minorHAnsi" w:hAnsiTheme="minorHAnsi" w:cstheme="minorHAnsi"/>
-          <w:lang w:val="ru-RU"/>
-        </w:rPr>
-        <w:t xml:space="preserve"> </w:t>
-      </w:r>
-      <w:r>
-        <w:rPr>
-          <w:rFonts w:asciiTheme="minorHAnsi" w:hAnsiTheme="minorHAnsi" w:cstheme="minorHAnsi"/>
-          <w:lang w:val="ru-RU"/>
-        </w:rPr>
-        <w:t>(механическая коробка передач)</w:t>
-      </w:r>
-      <w:bookmarkStart w:id="0" w:name="_GoBack"/>
-      <w:bookmarkEnd w:id="0"/>
     </w:p>
     <w:p>
       <w:pPr>
@@ -1561,8 +1586,10 @@
           <w:rFonts w:asciiTheme="minorHAnsi" w:hAnsiTheme="minorHAnsi" w:cstheme="minorHAnsi"/>
           <w:lang w:val="ru-RU"/>
         </w:rPr>
-        <w:t>Серьезно увлекаюсь игрой на барабанах</w:t>
+        <w:t>Играю в музыкальной группе на барабанах</w:t>
       </w:r>
+      <w:bookmarkStart w:id="0" w:name="_GoBack"/>
+      <w:bookmarkEnd w:id="0"/>
     </w:p>
     <w:p>
       <w:pPr>

--- a/Maria Komolova.docx
+++ b/Maria Komolova.docx
@@ -1275,6 +1275,43 @@
         <w:t>Mathematica</w:t>
       </w:r>
       <w:proofErr w:type="spellEnd"/>
+    </w:p>
+    <w:p>
+      <w:pPr>
+        <w:pStyle w:val="a5"/>
+        <w:numPr>
+          <w:ilvl w:val="0"/>
+          <w:numId w:val="7"/>
+        </w:numPr>
+        <w:pBdr>
+          <w:top w:val="nil"/>
+          <w:left w:val="nil"/>
+          <w:bottom w:val="nil"/>
+          <w:right w:val="nil"/>
+          <w:between w:val="nil"/>
+        </w:pBdr>
+        <w:spacing w:before="80" w:line="276" w:lineRule="auto"/>
+        <w:ind w:right="-202"/>
+        <w:rPr>
+          <w:rFonts w:asciiTheme="minorHAnsi" w:eastAsia="Calibri" w:hAnsiTheme="minorHAnsi" w:cstheme="minorHAnsi"/>
+          <w:b/>
+          <w:color w:val="000000"/>
+          <w:szCs w:val="22"/>
+          <w:lang w:val="en-US"/>
+        </w:rPr>
+      </w:pPr>
+      <w:r>
+        <w:rPr>
+          <w:rFonts w:asciiTheme="minorHAnsi" w:eastAsia="Calibri" w:hAnsiTheme="minorHAnsi" w:cstheme="minorHAnsi"/>
+          <w:b/>
+          <w:color w:val="000000"/>
+          <w:szCs w:val="22"/>
+          <w:lang w:val="en-US"/>
+        </w:rPr>
+        <w:t>LaTeX</w:t>
+      </w:r>
+      <w:bookmarkStart w:id="0" w:name="_GoBack"/>
+      <w:bookmarkEnd w:id="0"/>
     </w:p>
     <w:p>
       <w:pPr>
@@ -1588,8 +1625,6 @@
         </w:rPr>
         <w:t>Играю в музыкальной группе на барабанах</w:t>
       </w:r>
-      <w:bookmarkStart w:id="0" w:name="_GoBack"/>
-      <w:bookmarkEnd w:id="0"/>
     </w:p>
     <w:p>
       <w:pPr>
@@ -1866,121 +1901,57 @@
       </w:rPr>
       <w:t xml:space="preserve">: </w:t>
     </w:r>
-    <w:r>
-      <w:fldChar w:fldCharType="begin"/>
-    </w:r>
-    <w:r>
-      <w:rPr>
-        <w:lang w:val="ru-RU"/>
-      </w:rPr>
-      <w:instrText xml:space="preserve"> </w:instrText>
-    </w:r>
-    <w:r>
-      <w:instrText>HYPERLINK</w:instrText>
-    </w:r>
-    <w:r>
-      <w:rPr>
-        <w:lang w:val="ru-RU"/>
-      </w:rPr>
-      <w:instrText xml:space="preserve"> "</w:instrText>
-    </w:r>
-    <w:r>
-      <w:instrText>mailto</w:instrText>
-    </w:r>
-    <w:r>
-      <w:rPr>
-        <w:lang w:val="ru-RU"/>
-      </w:rPr>
-      <w:instrText>:</w:instrText>
-    </w:r>
-    <w:r>
-      <w:instrText>marykom</w:instrText>
-    </w:r>
-    <w:r>
-      <w:rPr>
-        <w:lang w:val="ru-RU"/>
-      </w:rPr>
-      <w:instrText>@</w:instrText>
-    </w:r>
-    <w:r>
-      <w:instrText>mail</w:instrText>
-    </w:r>
-    <w:r>
-      <w:rPr>
-        <w:lang w:val="ru-RU"/>
-      </w:rPr>
-      <w:instrText>.</w:instrText>
-    </w:r>
-    <w:r>
-      <w:instrText>ru</w:instrText>
-    </w:r>
-    <w:r>
-      <w:rPr>
-        <w:lang w:val="ru-RU"/>
-      </w:rPr>
-      <w:instrText xml:space="preserve">" </w:instrText>
-    </w:r>
-    <w:r>
-      <w:fldChar w:fldCharType="separate"/>
-    </w:r>
-    <w:r>
-      <w:rPr>
-        <w:rStyle w:val="af"/>
-        <w:rFonts w:eastAsia="Calibri"/>
-        <w:sz w:val="20"/>
-        <w:szCs w:val="20"/>
-      </w:rPr>
-      <w:t>marykom</w:t>
-    </w:r>
-    <w:r>
-      <w:rPr>
-        <w:rStyle w:val="af"/>
-        <w:rFonts w:eastAsia="Calibri"/>
-        <w:sz w:val="20"/>
-        <w:szCs w:val="20"/>
-        <w:lang w:val="ru-RU"/>
-      </w:rPr>
-      <w:t>@</w:t>
-    </w:r>
-    <w:r>
-      <w:rPr>
-        <w:rStyle w:val="af"/>
-        <w:rFonts w:eastAsia="Calibri"/>
-        <w:sz w:val="20"/>
-        <w:szCs w:val="20"/>
-      </w:rPr>
-      <w:t>mail</w:t>
-    </w:r>
-    <w:r>
-      <w:rPr>
-        <w:rStyle w:val="af"/>
-        <w:rFonts w:eastAsia="Calibri"/>
-        <w:sz w:val="20"/>
-        <w:szCs w:val="20"/>
-        <w:lang w:val="ru-RU"/>
-      </w:rPr>
-      <w:t>.</w:t>
-    </w:r>
-    <w:proofErr w:type="spellStart"/>
-    <w:r>
-      <w:rPr>
-        <w:rStyle w:val="af"/>
-        <w:rFonts w:eastAsia="Calibri"/>
-        <w:sz w:val="20"/>
-        <w:szCs w:val="20"/>
-      </w:rPr>
-      <w:t>ru</w:t>
-    </w:r>
-    <w:proofErr w:type="spellEnd"/>
-    <w:r>
-      <w:rPr>
-        <w:rStyle w:val="af"/>
-        <w:rFonts w:eastAsia="Calibri"/>
-        <w:sz w:val="20"/>
-        <w:szCs w:val="20"/>
-      </w:rPr>
-      <w:fldChar w:fldCharType="end"/>
-    </w:r>
+    <w:hyperlink r:id="rId1" w:history="1">
+      <w:r>
+        <w:rPr>
+          <w:rStyle w:val="af"/>
+          <w:rFonts w:eastAsia="Calibri"/>
+          <w:sz w:val="20"/>
+          <w:szCs w:val="20"/>
+        </w:rPr>
+        <w:t>marykom</w:t>
+      </w:r>
+      <w:r>
+        <w:rPr>
+          <w:rStyle w:val="af"/>
+          <w:rFonts w:eastAsia="Calibri"/>
+          <w:sz w:val="20"/>
+          <w:szCs w:val="20"/>
+          <w:lang w:val="ru-RU"/>
+        </w:rPr>
+        <w:t>@</w:t>
+      </w:r>
+      <w:r>
+        <w:rPr>
+          <w:rStyle w:val="af"/>
+          <w:rFonts w:eastAsia="Calibri"/>
+          <w:sz w:val="20"/>
+          <w:szCs w:val="20"/>
+        </w:rPr>
+        <w:t>mail</w:t>
+      </w:r>
+      <w:r>
+        <w:rPr>
+          <w:rStyle w:val="af"/>
+          <w:rFonts w:eastAsia="Calibri"/>
+          <w:sz w:val="20"/>
+          <w:szCs w:val="20"/>
+          <w:lang w:val="ru-RU"/>
+        </w:rPr>
+        <w:t>.</w:t>
+      </w:r>
+      <w:proofErr w:type="spellStart"/>
+      <w:r>
+        <w:rPr>
+          <w:rStyle w:val="af"/>
+          <w:rFonts w:eastAsia="Calibri"/>
+          <w:sz w:val="20"/>
+          <w:szCs w:val="20"/>
+        </w:rPr>
+        <w:t>ru</w:t>
+      </w:r>
+      <w:proofErr w:type="spellEnd"/>
+    </w:hyperlink>
     <w:r>
       <w:rPr>
         <w:rFonts w:eastAsia="Calibri"/>
@@ -4464,7 +4435,7 @@
   <a:extraClrSchemeLst/>
   <a:extLst>
     <a:ext uri="{05A4C25C-085E-4340-85A3-A5531E510DB2}">
-      <thm15:themeFamily xmlns:thm15="http://schemas.microsoft.com/office/thememl/2012/main" xmlns="" name="Office Theme" id="{62F939B6-93AF-4DB8-9C6B-D6C7DFDC589F}" vid="{4A3C46E8-61CC-4603-A589-7422A47A8E4A}"/>
+      <thm15:themeFamily xmlns="" xmlns:thm15="http://schemas.microsoft.com/office/thememl/2012/main" name="Office Theme" id="{62F939B6-93AF-4DB8-9C6B-D6C7DFDC589F}" vid="{4A3C46E8-61CC-4603-A589-7422A47A8E4A}"/>
     </a:ext>
   </a:extLst>
 </a:theme>

--- a/Maria Komolova.docx
+++ b/Maria Komolova.docx
@@ -496,73 +496,45 @@
               <w:spacing w:line="220" w:lineRule="atLeast"/>
               <w:rPr>
                 <w:rFonts w:asciiTheme="minorHAnsi" w:hAnsiTheme="minorHAnsi" w:cstheme="minorHAnsi"/>
+                <w:lang w:val="ru-RU"/>
               </w:rPr>
             </w:pPr>
-            <w:proofErr w:type="spellStart"/>
             <w:r>
               <w:rPr>
                 <w:rFonts w:asciiTheme="minorHAnsi" w:hAnsiTheme="minorHAnsi" w:cstheme="minorHAnsi"/>
                 <w:color w:val="707070"/>
                 <w:sz w:val="16"/>
-              </w:rPr>
-              <w:t>Май</w:t>
+                <w:lang w:val="ru-RU"/>
+              </w:rPr>
+              <w:t xml:space="preserve">Май 2021 — </w:t>
             </w:r>
-            <w:proofErr w:type="spellEnd"/>
             <w:r>
               <w:rPr>
                 <w:rFonts w:asciiTheme="minorHAnsi" w:hAnsiTheme="minorHAnsi" w:cstheme="minorHAnsi"/>
                 <w:color w:val="707070"/>
                 <w:sz w:val="16"/>
-              </w:rPr>
-              <w:t xml:space="preserve"> 2021 — </w:t>
+                <w:lang w:val="ru-RU"/>
+              </w:rPr>
+              <w:t>настоящее время</w:t>
             </w:r>
-            <w:proofErr w:type="spellStart"/>
             <w:r>
               <w:rPr>
                 <w:rFonts w:asciiTheme="minorHAnsi" w:hAnsiTheme="minorHAnsi" w:cstheme="minorHAnsi"/>
                 <w:color w:val="707070"/>
                 <w:sz w:val="16"/>
-              </w:rPr>
-              <w:t>настоящее</w:t>
+                <w:lang w:val="ru-RU"/>
+              </w:rPr>
+              <w:br/>
             </w:r>
-            <w:proofErr w:type="spellEnd"/>
             <w:r>
               <w:rPr>
                 <w:rFonts w:asciiTheme="minorHAnsi" w:hAnsiTheme="minorHAnsi" w:cstheme="minorHAnsi"/>
                 <w:color w:val="707070"/>
                 <w:sz w:val="16"/>
-              </w:rPr>
-              <w:t xml:space="preserve"> </w:t>
+                <w:lang w:val="ru-RU"/>
+              </w:rPr>
+              <w:t>1 год 3 месяца</w:t>
             </w:r>
-            <w:proofErr w:type="spellStart"/>
-            <w:r>
-              <w:rPr>
-                <w:rFonts w:asciiTheme="minorHAnsi" w:hAnsiTheme="minorHAnsi" w:cstheme="minorHAnsi"/>
-                <w:color w:val="707070"/>
-                <w:sz w:val="16"/>
-              </w:rPr>
-              <w:t>время</w:t>
-            </w:r>
-            <w:proofErr w:type="spellEnd"/>
-            <w:r>
-              <w:rPr>
-                <w:rFonts w:asciiTheme="minorHAnsi" w:hAnsiTheme="minorHAnsi" w:cstheme="minorHAnsi"/>
-                <w:color w:val="707070"/>
-                <w:sz w:val="16"/>
-              </w:rPr>
-              <w:br/>
-              <w:t xml:space="preserve">9 </w:t>
-            </w:r>
-            <w:proofErr w:type="spellStart"/>
-            <w:r>
-              <w:rPr>
-                <w:rFonts w:asciiTheme="minorHAnsi" w:hAnsiTheme="minorHAnsi" w:cstheme="minorHAnsi"/>
-                <w:color w:val="707070"/>
-                <w:sz w:val="16"/>
-              </w:rPr>
-              <w:t>месяцев</w:t>
-            </w:r>
-            <w:proofErr w:type="spellEnd"/>
           </w:p>
         </w:tc>
         <w:tc>
@@ -577,6 +549,7 @@
               <w:adjustRightInd w:val="0"/>
               <w:rPr>
                 <w:rFonts w:asciiTheme="minorHAnsi" w:hAnsiTheme="minorHAnsi" w:cstheme="minorHAnsi"/>
+                <w:lang w:val="ru-RU"/>
               </w:rPr>
             </w:pPr>
           </w:p>
@@ -588,6 +561,7 @@
               <w:adjustRightInd w:val="0"/>
               <w:rPr>
                 <w:rFonts w:asciiTheme="minorHAnsi" w:hAnsiTheme="minorHAnsi" w:cstheme="minorHAnsi"/>
+                <w:lang w:val="ru-RU"/>
               </w:rPr>
             </w:pPr>
           </w:p>
@@ -876,7 +850,7 @@
                 <w:sz w:val="16"/>
                 <w:lang w:val="ru-RU"/>
               </w:rPr>
-              <w:t>Ноябрь 2020 — настоящее время</w:t>
+              <w:t xml:space="preserve">Ноябрь 2020 — </w:t>
             </w:r>
             <w:r>
               <w:rPr>
@@ -885,9 +859,20 @@
                 <w:sz w:val="16"/>
                 <w:lang w:val="ru-RU"/>
               </w:rPr>
+              <w:t>настоящее время</w:t>
+            </w:r>
+            <w:r>
+              <w:rPr>
+                <w:rFonts w:asciiTheme="minorHAnsi" w:hAnsiTheme="minorHAnsi" w:cstheme="minorHAnsi"/>
+                <w:color w:val="707070"/>
+                <w:sz w:val="16"/>
+                <w:lang w:val="ru-RU"/>
+              </w:rPr>
               <w:br/>
-              <w:t>1 год 3 месяца</w:t>
+              <w:t>1 год 9 месяцев</w:t>
             </w:r>
+            <w:bookmarkStart w:id="0" w:name="_GoBack"/>
+            <w:bookmarkEnd w:id="0"/>
           </w:p>
         </w:tc>
         <w:tc>
@@ -1038,7 +1023,7 @@
           <w:b/>
           <w:smallCaps/>
           <w:color w:val="000000"/>
-          <w:lang w:val="en-US"/>
+          <w:lang w:val="ru-RU"/>
         </w:rPr>
       </w:pPr>
       <w:r>
@@ -1310,8 +1295,6 @@
         </w:rPr>
         <w:t>LaTeX</w:t>
       </w:r>
-      <w:bookmarkStart w:id="0" w:name="_GoBack"/>
-      <w:bookmarkEnd w:id="0"/>
     </w:p>
     <w:p>
       <w:pPr>
@@ -1901,57 +1884,121 @@
       </w:rPr>
       <w:t xml:space="preserve">: </w:t>
     </w:r>
-    <w:hyperlink r:id="rId1" w:history="1">
-      <w:r>
-        <w:rPr>
-          <w:rStyle w:val="af"/>
-          <w:rFonts w:eastAsia="Calibri"/>
-          <w:sz w:val="20"/>
-          <w:szCs w:val="20"/>
-        </w:rPr>
-        <w:t>marykom</w:t>
-      </w:r>
-      <w:r>
-        <w:rPr>
-          <w:rStyle w:val="af"/>
-          <w:rFonts w:eastAsia="Calibri"/>
-          <w:sz w:val="20"/>
-          <w:szCs w:val="20"/>
-          <w:lang w:val="ru-RU"/>
-        </w:rPr>
-        <w:t>@</w:t>
-      </w:r>
-      <w:r>
-        <w:rPr>
-          <w:rStyle w:val="af"/>
-          <w:rFonts w:eastAsia="Calibri"/>
-          <w:sz w:val="20"/>
-          <w:szCs w:val="20"/>
-        </w:rPr>
-        <w:t>mail</w:t>
-      </w:r>
-      <w:r>
-        <w:rPr>
-          <w:rStyle w:val="af"/>
-          <w:rFonts w:eastAsia="Calibri"/>
-          <w:sz w:val="20"/>
-          <w:szCs w:val="20"/>
-          <w:lang w:val="ru-RU"/>
-        </w:rPr>
-        <w:t>.</w:t>
-      </w:r>
-      <w:proofErr w:type="spellStart"/>
-      <w:r>
-        <w:rPr>
-          <w:rStyle w:val="af"/>
-          <w:rFonts w:eastAsia="Calibri"/>
-          <w:sz w:val="20"/>
-          <w:szCs w:val="20"/>
-        </w:rPr>
-        <w:t>ru</w:t>
-      </w:r>
-      <w:proofErr w:type="spellEnd"/>
-    </w:hyperlink>
+    <w:r>
+      <w:fldChar w:fldCharType="begin"/>
+    </w:r>
+    <w:r>
+      <w:rPr>
+        <w:lang w:val="ru-RU"/>
+      </w:rPr>
+      <w:instrText xml:space="preserve"> </w:instrText>
+    </w:r>
+    <w:r>
+      <w:instrText>HYPERLINK</w:instrText>
+    </w:r>
+    <w:r>
+      <w:rPr>
+        <w:lang w:val="ru-RU"/>
+      </w:rPr>
+      <w:instrText xml:space="preserve"> "</w:instrText>
+    </w:r>
+    <w:r>
+      <w:instrText>mailto</w:instrText>
+    </w:r>
+    <w:r>
+      <w:rPr>
+        <w:lang w:val="ru-RU"/>
+      </w:rPr>
+      <w:instrText>:</w:instrText>
+    </w:r>
+    <w:r>
+      <w:instrText>marykom</w:instrText>
+    </w:r>
+    <w:r>
+      <w:rPr>
+        <w:lang w:val="ru-RU"/>
+      </w:rPr>
+      <w:instrText>@</w:instrText>
+    </w:r>
+    <w:r>
+      <w:instrText>mail</w:instrText>
+    </w:r>
+    <w:r>
+      <w:rPr>
+        <w:lang w:val="ru-RU"/>
+      </w:rPr>
+      <w:instrText>.</w:instrText>
+    </w:r>
+    <w:r>
+      <w:instrText>ru</w:instrText>
+    </w:r>
+    <w:r>
+      <w:rPr>
+        <w:lang w:val="ru-RU"/>
+      </w:rPr>
+      <w:instrText xml:space="preserve">" </w:instrText>
+    </w:r>
+    <w:r>
+      <w:fldChar w:fldCharType="separate"/>
+    </w:r>
+    <w:r>
+      <w:rPr>
+        <w:rStyle w:val="af"/>
+        <w:rFonts w:eastAsia="Calibri"/>
+        <w:sz w:val="20"/>
+        <w:szCs w:val="20"/>
+      </w:rPr>
+      <w:t>marykom</w:t>
+    </w:r>
+    <w:r>
+      <w:rPr>
+        <w:rStyle w:val="af"/>
+        <w:rFonts w:eastAsia="Calibri"/>
+        <w:sz w:val="20"/>
+        <w:szCs w:val="20"/>
+        <w:lang w:val="ru-RU"/>
+      </w:rPr>
+      <w:t>@</w:t>
+    </w:r>
+    <w:r>
+      <w:rPr>
+        <w:rStyle w:val="af"/>
+        <w:rFonts w:eastAsia="Calibri"/>
+        <w:sz w:val="20"/>
+        <w:szCs w:val="20"/>
+      </w:rPr>
+      <w:t>mail</w:t>
+    </w:r>
+    <w:r>
+      <w:rPr>
+        <w:rStyle w:val="af"/>
+        <w:rFonts w:eastAsia="Calibri"/>
+        <w:sz w:val="20"/>
+        <w:szCs w:val="20"/>
+        <w:lang w:val="ru-RU"/>
+      </w:rPr>
+      <w:t>.</w:t>
+    </w:r>
+    <w:proofErr w:type="spellStart"/>
+    <w:r>
+      <w:rPr>
+        <w:rStyle w:val="af"/>
+        <w:rFonts w:eastAsia="Calibri"/>
+        <w:sz w:val="20"/>
+        <w:szCs w:val="20"/>
+      </w:rPr>
+      <w:t>ru</w:t>
+    </w:r>
+    <w:proofErr w:type="spellEnd"/>
+    <w:r>
+      <w:rPr>
+        <w:rStyle w:val="af"/>
+        <w:rFonts w:eastAsia="Calibri"/>
+        <w:sz w:val="20"/>
+        <w:szCs w:val="20"/>
+      </w:rPr>
+      <w:fldChar w:fldCharType="end"/>
+    </w:r>
     <w:r>
       <w:rPr>
         <w:rFonts w:eastAsia="Calibri"/>
@@ -4435,7 +4482,7 @@
   <a:extraClrSchemeLst/>
   <a:extLst>
     <a:ext uri="{05A4C25C-085E-4340-85A3-A5531E510DB2}">
-      <thm15:themeFamily xmlns="" xmlns:thm15="http://schemas.microsoft.com/office/thememl/2012/main" name="Office Theme" id="{62F939B6-93AF-4DB8-9C6B-D6C7DFDC589F}" vid="{4A3C46E8-61CC-4603-A589-7422A47A8E4A}"/>
+      <thm15:themeFamily xmlns:thm15="http://schemas.microsoft.com/office/thememl/2012/main" xmlns="" name="Office Theme" id="{62F939B6-93AF-4DB8-9C6B-D6C7DFDC589F}" vid="{4A3C46E8-61CC-4603-A589-7422A47A8E4A}"/>
     </a:ext>
   </a:extLst>
 </a:theme>
